--- a/templates/minimal.docx
+++ b/templates/minimal.docx
@@ -205,7 +205,7 @@
           <w:sz w:val="18"/>
           <w:szCs w:val="18"/>
         </w:rPr>
-        <w:t xml:space="preserve">{bank.name} | {bank.iban} | {bank.bic}</w:t>
+        <w:t xml:space="preserve">{bank.name} | {bank.iban} | {bank.bic}{#bank.correspondentBic} | {translations.correspondentBic} {bank.correspondentBic}{/bank.correspondentBic}</w:t>
       </w:r>
     </w:p>
     <w:p>
